--- a/docs/3_System-Design/1_SDD.docx
+++ b/docs/3_System-Design/1_SDD.docx
@@ -261,6 +261,7 @@
           <w:szCs w:val="44"/>
         </w:rPr>
       </w:pPr>
+      <w:proofErr w:type="spellStart"/>
       <w:r>
         <w:rPr>
           <w:rFonts w:ascii="Times New Roman" w:eastAsia="Times New Roman" w:hAnsi="Times New Roman" w:cs="Times New Roman"/>
@@ -269,7 +270,18 @@
           <w:sz w:val="44"/>
           <w:szCs w:val="44"/>
         </w:rPr>
-        <w:t>MoodMatch app for mood journal and AI powered recommendations</w:t>
+        <w:t>MoodMatch</w:t>
+      </w:r>
+      <w:proofErr w:type="spellEnd"/>
+      <w:r>
+        <w:rPr>
+          <w:rFonts w:ascii="Times New Roman" w:eastAsia="Times New Roman" w:hAnsi="Times New Roman" w:cs="Times New Roman"/>
+          <w:b/>
+          <w:iCs/>
+          <w:sz w:val="44"/>
+          <w:szCs w:val="44"/>
+        </w:rPr>
+        <w:t xml:space="preserve"> app for mood journal and AI powered recommendations</w:t>
       </w:r>
     </w:p>
     <w:p>
@@ -1520,11 +1532,19 @@
           <w:rFonts w:ascii="Times New Roman" w:hAnsi="Times New Roman" w:cs="Times New Roman"/>
         </w:rPr>
       </w:pPr>
-      <w:r>
-        <w:rPr>
-          <w:rFonts w:ascii="Times New Roman" w:hAnsi="Times New Roman" w:cs="Times New Roman"/>
-        </w:rPr>
-        <w:t>MoodMatch is a mood journal coupled with AI mood detection and suggestions to improve the mood. This document explains</w:t>
+      <w:proofErr w:type="spellStart"/>
+      <w:r>
+        <w:rPr>
+          <w:rFonts w:ascii="Times New Roman" w:hAnsi="Times New Roman" w:cs="Times New Roman"/>
+        </w:rPr>
+        <w:t>MoodMatch</w:t>
+      </w:r>
+      <w:proofErr w:type="spellEnd"/>
+      <w:r>
+        <w:rPr>
+          <w:rFonts w:ascii="Times New Roman" w:hAnsi="Times New Roman" w:cs="Times New Roman"/>
+        </w:rPr>
+        <w:t xml:space="preserve"> is a mood journal coupled with AI mood detection and suggestions to improve the mood. This document explains</w:t>
       </w:r>
       <w:r>
         <w:rPr>
@@ -1542,7 +1562,21 @@
         <w:rPr>
           <w:rFonts w:ascii="Times New Roman" w:hAnsi="Times New Roman" w:cs="Times New Roman"/>
         </w:rPr>
-        <w:t>ign of MoodMatch. This document is intended for the stakeholders reviewing the technical design.</w:t>
+        <w:t xml:space="preserve">ign of </w:t>
+      </w:r>
+      <w:proofErr w:type="spellStart"/>
+      <w:r>
+        <w:rPr>
+          <w:rFonts w:ascii="Times New Roman" w:hAnsi="Times New Roman" w:cs="Times New Roman"/>
+        </w:rPr>
+        <w:t>MoodMatch</w:t>
+      </w:r>
+      <w:proofErr w:type="spellEnd"/>
+      <w:r>
+        <w:rPr>
+          <w:rFonts w:ascii="Times New Roman" w:hAnsi="Times New Roman" w:cs="Times New Roman"/>
+        </w:rPr>
+        <w:t>. This document is intended for the stakeholders reviewing the technical design.</w:t>
       </w:r>
     </w:p>
     <w:p>
@@ -1587,11 +1621,19 @@
           <w:rFonts w:ascii="Times New Roman" w:hAnsi="Times New Roman" w:cs="Times New Roman"/>
         </w:rPr>
       </w:pPr>
-      <w:r>
-        <w:rPr>
-          <w:rFonts w:ascii="Times New Roman" w:hAnsi="Times New Roman" w:cs="Times New Roman"/>
-        </w:rPr>
-        <w:t>MoodMatch allows users to log their current mood either through AI-powered facial detection via webcam or through manual selection. The app provides AI-generated suggestions — music, activities, and reflections — that grow more personalised over time as the system builds context from the user's mood history. Mood history is stored privately per user, powering both the 7-day mood timeline chart and the AI recommendation engine.</w:t>
+      <w:proofErr w:type="spellStart"/>
+      <w:r>
+        <w:rPr>
+          <w:rFonts w:ascii="Times New Roman" w:hAnsi="Times New Roman" w:cs="Times New Roman"/>
+        </w:rPr>
+        <w:t>MoodMatch</w:t>
+      </w:r>
+      <w:proofErr w:type="spellEnd"/>
+      <w:r>
+        <w:rPr>
+          <w:rFonts w:ascii="Times New Roman" w:hAnsi="Times New Roman" w:cs="Times New Roman"/>
+        </w:rPr>
+        <w:t xml:space="preserve"> allows users to log their current mood either through AI-powered facial detection via webcam or through manual selection. The app provides AI-generated suggestions — music, activities, and reflections — that grow more personalised over time as the system builds context from the user's mood history. Mood history is stored privately per user, powering both the 7-day mood timeline chart and the AI recommendation engine.</w:t>
       </w:r>
     </w:p>
     <w:p>
@@ -1603,11 +1645,19 @@
           <w:rFonts w:ascii="Times New Roman" w:hAnsi="Times New Roman" w:cs="Times New Roman"/>
         </w:rPr>
       </w:pPr>
-      <w:r>
-        <w:rPr>
-          <w:rFonts w:ascii="Times New Roman" w:hAnsi="Times New Roman" w:cs="Times New Roman"/>
-        </w:rPr>
-        <w:t xml:space="preserve">MoodMatch is designed to support general wellbeing and personal reflection. It is not intended to diagnose, treat, or cure any mental illness or mental health condition. </w:t>
+      <w:proofErr w:type="spellStart"/>
+      <w:r>
+        <w:rPr>
+          <w:rFonts w:ascii="Times New Roman" w:hAnsi="Times New Roman" w:cs="Times New Roman"/>
+        </w:rPr>
+        <w:t>MoodMatch</w:t>
+      </w:r>
+      <w:proofErr w:type="spellEnd"/>
+      <w:r>
+        <w:rPr>
+          <w:rFonts w:ascii="Times New Roman" w:hAnsi="Times New Roman" w:cs="Times New Roman"/>
+        </w:rPr>
+        <w:t xml:space="preserve"> is designed to support general wellbeing and personal reflection. It is not intended to diagnose, treat, or cure any mental illness or mental health condition. </w:t>
       </w:r>
       <w:r>
         <w:rPr>
@@ -1675,7 +1725,21 @@
         <w:rPr>
           <w:rFonts w:ascii="Times New Roman" w:hAnsi="Times New Roman" w:cs="Times New Roman"/>
         </w:rPr>
-        <w:t xml:space="preserve"> for MoodMatch.</w:t>
+        <w:t xml:space="preserve"> for </w:t>
+      </w:r>
+      <w:proofErr w:type="spellStart"/>
+      <w:r>
+        <w:rPr>
+          <w:rFonts w:ascii="Times New Roman" w:hAnsi="Times New Roman" w:cs="Times New Roman"/>
+        </w:rPr>
+        <w:t>MoodMatch</w:t>
+      </w:r>
+      <w:proofErr w:type="spellEnd"/>
+      <w:r>
+        <w:rPr>
+          <w:rFonts w:ascii="Times New Roman" w:hAnsi="Times New Roman" w:cs="Times New Roman"/>
+        </w:rPr>
+        <w:t>.</w:t>
       </w:r>
     </w:p>
     <w:p>
@@ -2024,6 +2088,7 @@
                 <w:rFonts w:ascii="Times New Roman" w:hAnsi="Times New Roman" w:cs="Times New Roman"/>
               </w:rPr>
             </w:pPr>
+            <w:proofErr w:type="spellStart"/>
             <w:r>
               <w:rPr>
                 <w:rFonts w:ascii="Times New Roman" w:hAnsi="Times New Roman" w:cs="Times New Roman"/>
@@ -2032,6 +2097,7 @@
               </w:rPr>
               <w:t>Bcrypt</w:t>
             </w:r>
+            <w:proofErr w:type="spellEnd"/>
           </w:p>
         </w:tc>
         <w:tc>
@@ -2743,7 +2809,21 @@
               <w:rPr>
                 <w:rFonts w:ascii="Times New Roman" w:hAnsi="Times New Roman" w:cs="Times New Roman"/>
               </w:rPr>
-              <w:t>Relational database used to store all MoodMatch application data</w:t>
+              <w:t xml:space="preserve">Relational database used to store all </w:t>
+            </w:r>
+            <w:proofErr w:type="spellStart"/>
+            <w:r>
+              <w:rPr>
+                <w:rFonts w:ascii="Times New Roman" w:hAnsi="Times New Roman" w:cs="Times New Roman"/>
+              </w:rPr>
+              <w:t>MoodMatch</w:t>
+            </w:r>
+            <w:proofErr w:type="spellEnd"/>
+            <w:r>
+              <w:rPr>
+                <w:rFonts w:ascii="Times New Roman" w:hAnsi="Times New Roman" w:cs="Times New Roman"/>
+              </w:rPr>
+              <w:t xml:space="preserve"> application data</w:t>
             </w:r>
           </w:p>
         </w:tc>
@@ -2796,7 +2876,21 @@
               <w:rPr>
                 <w:rFonts w:ascii="Times New Roman" w:hAnsi="Times New Roman" w:cs="Times New Roman"/>
               </w:rPr>
-              <w:t>The ORM used in MoodMatch to query PostgreSQL with type-safe generated code</w:t>
+              <w:t xml:space="preserve">The ORM used in </w:t>
+            </w:r>
+            <w:proofErr w:type="spellStart"/>
+            <w:r>
+              <w:rPr>
+                <w:rFonts w:ascii="Times New Roman" w:hAnsi="Times New Roman" w:cs="Times New Roman"/>
+              </w:rPr>
+              <w:t>MoodMatch</w:t>
+            </w:r>
+            <w:proofErr w:type="spellEnd"/>
+            <w:r>
+              <w:rPr>
+                <w:rFonts w:ascii="Times New Roman" w:hAnsi="Times New Roman" w:cs="Times New Roman"/>
+              </w:rPr>
+              <w:t xml:space="preserve"> to query PostgreSQL with type-safe generated code</w:t>
             </w:r>
           </w:p>
         </w:tc>
@@ -3061,8 +3155,16 @@
               <w:rPr>
                 <w:rFonts w:ascii="Times New Roman" w:hAnsi="Times New Roman" w:cs="Times New Roman"/>
               </w:rPr>
-              <w:t>Software Requirements Specification — defines the functional and non-functional requirements of MoodMatch</w:t>
-            </w:r>
+              <w:t xml:space="preserve">Software Requirements Specification — defines the functional and non-functional requirements of </w:t>
+            </w:r>
+            <w:proofErr w:type="spellStart"/>
+            <w:r>
+              <w:rPr>
+                <w:rFonts w:ascii="Times New Roman" w:hAnsi="Times New Roman" w:cs="Times New Roman"/>
+              </w:rPr>
+              <w:t>MoodMatch</w:t>
+            </w:r>
+            <w:proofErr w:type="spellEnd"/>
           </w:p>
         </w:tc>
       </w:tr>
@@ -3167,7 +3269,21 @@
               <w:rPr>
                 <w:rFonts w:ascii="Times New Roman" w:hAnsi="Times New Roman" w:cs="Times New Roman"/>
               </w:rPr>
-              <w:t>Utility-first CSS framework used to style the MoodMatch frontend</w:t>
+              <w:t xml:space="preserve">Utility-first CSS framework used to style the </w:t>
+            </w:r>
+            <w:proofErr w:type="spellStart"/>
+            <w:r>
+              <w:rPr>
+                <w:rFonts w:ascii="Times New Roman" w:hAnsi="Times New Roman" w:cs="Times New Roman"/>
+              </w:rPr>
+              <w:t>MoodMatch</w:t>
+            </w:r>
+            <w:proofErr w:type="spellEnd"/>
+            <w:r>
+              <w:rPr>
+                <w:rFonts w:ascii="Times New Roman" w:hAnsi="Times New Roman" w:cs="Times New Roman"/>
+              </w:rPr>
+              <w:t xml:space="preserve"> frontend</w:t>
             </w:r>
           </w:p>
         </w:tc>
@@ -3297,6 +3413,7 @@
                 <w:rFonts w:ascii="Times New Roman" w:hAnsi="Times New Roman" w:cs="Times New Roman"/>
               </w:rPr>
             </w:pPr>
+            <w:proofErr w:type="spellStart"/>
             <w:r>
               <w:rPr>
                 <w:rFonts w:ascii="Times New Roman" w:hAnsi="Times New Roman" w:cs="Times New Roman"/>
@@ -3305,6 +3422,7 @@
               </w:rPr>
               <w:t>Vercel</w:t>
             </w:r>
+            <w:proofErr w:type="spellEnd"/>
           </w:p>
         </w:tc>
         <w:tc>
@@ -3326,8 +3444,16 @@
               <w:rPr>
                 <w:rFonts w:ascii="Times New Roman" w:hAnsi="Times New Roman" w:cs="Times New Roman"/>
               </w:rPr>
-              <w:t>Cloud platform used to deploy MoodMatch</w:t>
-            </w:r>
+              <w:t xml:space="preserve">Cloud platform used to deploy </w:t>
+            </w:r>
+            <w:proofErr w:type="spellStart"/>
+            <w:r>
+              <w:rPr>
+                <w:rFonts w:ascii="Times New Roman" w:hAnsi="Times New Roman" w:cs="Times New Roman"/>
+              </w:rPr>
+              <w:t>MoodMatch</w:t>
+            </w:r>
+            <w:proofErr w:type="spellEnd"/>
           </w:p>
         </w:tc>
       </w:tr>
@@ -3350,13 +3476,23 @@
                 <w:rFonts w:ascii="Times New Roman" w:hAnsi="Times New Roman" w:cs="Times New Roman"/>
               </w:rPr>
             </w:pPr>
+            <w:proofErr w:type="spellStart"/>
             <w:r>
               <w:rPr>
                 <w:rFonts w:ascii="Times New Roman" w:hAnsi="Times New Roman" w:cs="Times New Roman"/>
                 <w:b/>
                 <w:bCs/>
               </w:rPr>
-              <w:t>Vercel AI SDK</w:t>
+              <w:t>Vercel</w:t>
+            </w:r>
+            <w:proofErr w:type="spellEnd"/>
+            <w:r>
+              <w:rPr>
+                <w:rFonts w:ascii="Times New Roman" w:hAnsi="Times New Roman" w:cs="Times New Roman"/>
+                <w:b/>
+                <w:bCs/>
+              </w:rPr>
+              <w:t xml:space="preserve"> AI SDK</w:t>
             </w:r>
           </w:p>
         </w:tc>
@@ -3379,7 +3515,21 @@
               <w:rPr>
                 <w:rFonts w:ascii="Times New Roman" w:hAnsi="Times New Roman" w:cs="Times New Roman"/>
               </w:rPr>
-              <w:t>Library that simplifies streaming AI responses from Anthropic into Next.js</w:t>
+              <w:t xml:space="preserve">Library that simplifies streaming AI responses from </w:t>
+            </w:r>
+            <w:proofErr w:type="spellStart"/>
+            <w:r>
+              <w:rPr>
+                <w:rFonts w:ascii="Times New Roman" w:hAnsi="Times New Roman" w:cs="Times New Roman"/>
+              </w:rPr>
+              <w:t>groq</w:t>
+            </w:r>
+            <w:proofErr w:type="spellEnd"/>
+            <w:r>
+              <w:rPr>
+                <w:rFonts w:ascii="Times New Roman" w:hAnsi="Times New Roman" w:cs="Times New Roman"/>
+              </w:rPr>
+              <w:t xml:space="preserve"> into Next.js</w:t>
             </w:r>
           </w:p>
         </w:tc>
@@ -3540,11 +3690,19 @@
           <w:rFonts w:ascii="Times New Roman" w:hAnsi="Times New Roman" w:cs="Times New Roman"/>
         </w:rPr>
       </w:pPr>
-      <w:r>
-        <w:rPr>
-          <w:rFonts w:ascii="Times New Roman" w:hAnsi="Times New Roman" w:cs="Times New Roman"/>
-        </w:rPr>
-        <w:t xml:space="preserve">MoodMatch is a full-stack mood journaling and AI </w:t>
+      <w:proofErr w:type="spellStart"/>
+      <w:r>
+        <w:rPr>
+          <w:rFonts w:ascii="Times New Roman" w:hAnsi="Times New Roman" w:cs="Times New Roman"/>
+        </w:rPr>
+        <w:t>MoodMatch</w:t>
+      </w:r>
+      <w:proofErr w:type="spellEnd"/>
+      <w:r>
+        <w:rPr>
+          <w:rFonts w:ascii="Times New Roman" w:hAnsi="Times New Roman" w:cs="Times New Roman"/>
+        </w:rPr>
+        <w:t xml:space="preserve"> is a full-stack mood journaling and AI </w:t>
       </w:r>
       <w:r>
         <w:rPr>
@@ -3613,7 +3771,35 @@
         <w:rPr>
           <w:rFonts w:ascii="Times New Roman" w:hAnsi="Times New Roman" w:cs="Times New Roman"/>
         </w:rPr>
-        <w:t xml:space="preserve"> of Next.js, Tailwind CSS, shadcn/ui. The mood capture UI supports two modes of user input- a webcam powered face emotion detection (entirely client side, no images ever sent to the server) powered by face-api.js or through a 6-button manual mood-picker. Recharts handle the 7-day mood timeline on the dashboard.</w:t>
+        <w:t xml:space="preserve"> of Next.js, Tailwind CSS, </w:t>
+      </w:r>
+      <w:proofErr w:type="spellStart"/>
+      <w:r>
+        <w:rPr>
+          <w:rFonts w:ascii="Times New Roman" w:hAnsi="Times New Roman" w:cs="Times New Roman"/>
+        </w:rPr>
+        <w:t>shadcn</w:t>
+      </w:r>
+      <w:proofErr w:type="spellEnd"/>
+      <w:r>
+        <w:rPr>
+          <w:rFonts w:ascii="Times New Roman" w:hAnsi="Times New Roman" w:cs="Times New Roman"/>
+        </w:rPr>
+        <w:t>/</w:t>
+      </w:r>
+      <w:proofErr w:type="spellStart"/>
+      <w:r>
+        <w:rPr>
+          <w:rFonts w:ascii="Times New Roman" w:hAnsi="Times New Roman" w:cs="Times New Roman"/>
+        </w:rPr>
+        <w:t>ui</w:t>
+      </w:r>
+      <w:proofErr w:type="spellEnd"/>
+      <w:r>
+        <w:rPr>
+          <w:rFonts w:ascii="Times New Roman" w:hAnsi="Times New Roman" w:cs="Times New Roman"/>
+        </w:rPr>
+        <w:t>. The mood capture UI supports two modes of user input- a webcam powered face emotion detection (entirely client side, no images ever sent to the server) powered by face-api.js or through a 6-button manual mood-picker. Recharts handle the 7-day mood timeline on the dashboard.</w:t>
       </w:r>
     </w:p>
     <w:p>
@@ -3662,7 +3848,35 @@
         <w:rPr>
           <w:rFonts w:ascii="Times New Roman" w:hAnsi="Times New Roman" w:cs="Times New Roman"/>
         </w:rPr>
-        <w:t>OAuth. Protected routes gate all journal and dashboard access. The AI recommendation route pulls the user’s mood + last 3 journal entries, calls an LLM via the Vercel AI SDK (Anthropic), and streams the response back to the UI.</w:t>
+        <w:t xml:space="preserve">OAuth. Protected routes gate all journal and dashboard access. The AI recommendation route pulls the user’s mood + last 3 journal entries, calls an LLM via the </w:t>
+      </w:r>
+      <w:proofErr w:type="spellStart"/>
+      <w:r>
+        <w:rPr>
+          <w:rFonts w:ascii="Times New Roman" w:hAnsi="Times New Roman" w:cs="Times New Roman"/>
+        </w:rPr>
+        <w:t>Vercel</w:t>
+      </w:r>
+      <w:proofErr w:type="spellEnd"/>
+      <w:r>
+        <w:rPr>
+          <w:rFonts w:ascii="Times New Roman" w:hAnsi="Times New Roman" w:cs="Times New Roman"/>
+        </w:rPr>
+        <w:t xml:space="preserve"> AI SDK (</w:t>
+      </w:r>
+      <w:proofErr w:type="spellStart"/>
+      <w:r>
+        <w:rPr>
+          <w:rFonts w:ascii="Times New Roman" w:hAnsi="Times New Roman" w:cs="Times New Roman"/>
+        </w:rPr>
+        <w:t>groq</w:t>
+      </w:r>
+      <w:proofErr w:type="spellEnd"/>
+      <w:r>
+        <w:rPr>
+          <w:rFonts w:ascii="Times New Roman" w:hAnsi="Times New Roman" w:cs="Times New Roman"/>
+        </w:rPr>
+        <w:t>), and streams the response back to the UI.</w:t>
       </w:r>
     </w:p>
     <w:p>
@@ -3695,7 +3909,49 @@
         <w:rPr>
           <w:rFonts w:ascii="Times New Roman" w:hAnsi="Times New Roman" w:cs="Times New Roman"/>
         </w:rPr>
-        <w:t>User (managed by Auth.js), JournalEntry (mood, source, confidence, note, timestamp), and Recommendation (category, content, liked flag) — linked by foreign keys with cascade deletes. Indexes on user_id and created_at cover the hot query paths.</w:t>
+        <w:t xml:space="preserve">User (managed by Auth.js), </w:t>
+      </w:r>
+      <w:proofErr w:type="spellStart"/>
+      <w:r>
+        <w:rPr>
+          <w:rFonts w:ascii="Times New Roman" w:hAnsi="Times New Roman" w:cs="Times New Roman"/>
+        </w:rPr>
+        <w:t>JournalEntry</w:t>
+      </w:r>
+      <w:proofErr w:type="spellEnd"/>
+      <w:r>
+        <w:rPr>
+          <w:rFonts w:ascii="Times New Roman" w:hAnsi="Times New Roman" w:cs="Times New Roman"/>
+        </w:rPr>
+        <w:t xml:space="preserve"> (mood, source, confidence, note, timestamp), and Recommendation (category, content, liked flag) — linked by foreign keys with cascade deletes. Indexes on </w:t>
+      </w:r>
+      <w:proofErr w:type="spellStart"/>
+      <w:r>
+        <w:rPr>
+          <w:rFonts w:ascii="Times New Roman" w:hAnsi="Times New Roman" w:cs="Times New Roman"/>
+        </w:rPr>
+        <w:t>user_id</w:t>
+      </w:r>
+      <w:proofErr w:type="spellEnd"/>
+      <w:r>
+        <w:rPr>
+          <w:rFonts w:ascii="Times New Roman" w:hAnsi="Times New Roman" w:cs="Times New Roman"/>
+        </w:rPr>
+        <w:t xml:space="preserve"> and </w:t>
+      </w:r>
+      <w:proofErr w:type="spellStart"/>
+      <w:r>
+        <w:rPr>
+          <w:rFonts w:ascii="Times New Roman" w:hAnsi="Times New Roman" w:cs="Times New Roman"/>
+        </w:rPr>
+        <w:t>created_at</w:t>
+      </w:r>
+      <w:proofErr w:type="spellEnd"/>
+      <w:r>
+        <w:rPr>
+          <w:rFonts w:ascii="Times New Roman" w:hAnsi="Times New Roman" w:cs="Times New Roman"/>
+        </w:rPr>
+        <w:t xml:space="preserve"> cover the hot query paths.</w:t>
       </w:r>
     </w:p>
     <w:p>
@@ -3827,17 +4083,39 @@
           <w:rFonts w:ascii="Times New Roman" w:hAnsi="Times New Roman" w:cs="Times New Roman"/>
         </w:rPr>
       </w:pPr>
-      <w:r>
-        <w:rPr>
-          <w:rFonts w:ascii="Times New Roman" w:hAnsi="Times New Roman" w:cs="Times New Roman"/>
-        </w:rPr>
-        <w:t xml:space="preserve">MoodMatch follows a </w:t>
-      </w:r>
-      <w:r>
-        <w:rPr>
-          <w:rFonts w:ascii="Times New Roman" w:hAnsi="Times New Roman" w:cs="Times New Roman"/>
-        </w:rPr>
-        <w:t>3-layered architecture deployed as a Next.js full-stack monolith on Vercel.</w:t>
+      <w:proofErr w:type="spellStart"/>
+      <w:r>
+        <w:rPr>
+          <w:rFonts w:ascii="Times New Roman" w:hAnsi="Times New Roman" w:cs="Times New Roman"/>
+        </w:rPr>
+        <w:t>MoodMatch</w:t>
+      </w:r>
+      <w:proofErr w:type="spellEnd"/>
+      <w:r>
+        <w:rPr>
+          <w:rFonts w:ascii="Times New Roman" w:hAnsi="Times New Roman" w:cs="Times New Roman"/>
+        </w:rPr>
+        <w:t xml:space="preserve"> follows a </w:t>
+      </w:r>
+      <w:r>
+        <w:rPr>
+          <w:rFonts w:ascii="Times New Roman" w:hAnsi="Times New Roman" w:cs="Times New Roman"/>
+        </w:rPr>
+        <w:t xml:space="preserve">3-layered architecture deployed as a Next.js full-stack monolith on </w:t>
+      </w:r>
+      <w:proofErr w:type="spellStart"/>
+      <w:r>
+        <w:rPr>
+          <w:rFonts w:ascii="Times New Roman" w:hAnsi="Times New Roman" w:cs="Times New Roman"/>
+        </w:rPr>
+        <w:t>Vercel</w:t>
+      </w:r>
+      <w:proofErr w:type="spellEnd"/>
+      <w:r>
+        <w:rPr>
+          <w:rFonts w:ascii="Times New Roman" w:hAnsi="Times New Roman" w:cs="Times New Roman"/>
+        </w:rPr>
+        <w:t>.</w:t>
       </w:r>
       <w:r>
         <w:rPr>
@@ -3900,7 +4178,35 @@
         <w:rPr>
           <w:rFonts w:ascii="Times New Roman" w:hAnsi="Times New Roman" w:cs="Times New Roman"/>
         </w:rPr>
-        <w:t xml:space="preserve"> The entire user-facing layer built with Next.js App Router, React components, Tailwind, and shadcn/ui. Responsible for rendering pages, handling user input, and displaying streaming AI responses. Also hosts face-api.js which runs entirely within this layer — webcam frames never leave the browser. Communicates downward to the Application subsystem via server actions and API calls.</w:t>
+        <w:t xml:space="preserve"> The entire user-facing layer built with Next.js App Router, React components, Tailwind, and </w:t>
+      </w:r>
+      <w:proofErr w:type="spellStart"/>
+      <w:r>
+        <w:rPr>
+          <w:rFonts w:ascii="Times New Roman" w:hAnsi="Times New Roman" w:cs="Times New Roman"/>
+        </w:rPr>
+        <w:t>shadcn</w:t>
+      </w:r>
+      <w:proofErr w:type="spellEnd"/>
+      <w:r>
+        <w:rPr>
+          <w:rFonts w:ascii="Times New Roman" w:hAnsi="Times New Roman" w:cs="Times New Roman"/>
+        </w:rPr>
+        <w:t>/</w:t>
+      </w:r>
+      <w:proofErr w:type="spellStart"/>
+      <w:r>
+        <w:rPr>
+          <w:rFonts w:ascii="Times New Roman" w:hAnsi="Times New Roman" w:cs="Times New Roman"/>
+        </w:rPr>
+        <w:t>ui</w:t>
+      </w:r>
+      <w:proofErr w:type="spellEnd"/>
+      <w:r>
+        <w:rPr>
+          <w:rFonts w:ascii="Times New Roman" w:hAnsi="Times New Roman" w:cs="Times New Roman"/>
+        </w:rPr>
+        <w:t>. Responsible for rendering pages, handling user input, and displaying streaming AI responses. Also hosts face-api.js which runs entirely within this layer — webcam frames never leave the browser. Communicates downward to the Application subsystem via server actions and API calls.</w:t>
       </w:r>
     </w:p>
     <w:p>
@@ -3970,7 +4276,21 @@
         <w:rPr>
           <w:rFonts w:ascii="Times New Roman" w:hAnsi="Times New Roman" w:cs="Times New Roman"/>
         </w:rPr>
-        <w:t xml:space="preserve"> Auth.js (NextAuth v5) handles session management, email/password authentication, and optional Google OAuth. Sits within the Application layer but is treated as a distinct subsystem because it gates access to every other feature. Middleware enforces protected routes — no journal, dashboard, or scan is accessible without a valid session.</w:t>
+        <w:t xml:space="preserve"> Auth.js (</w:t>
+      </w:r>
+      <w:proofErr w:type="spellStart"/>
+      <w:r>
+        <w:rPr>
+          <w:rFonts w:ascii="Times New Roman" w:hAnsi="Times New Roman" w:cs="Times New Roman"/>
+        </w:rPr>
+        <w:t>NextAuth</w:t>
+      </w:r>
+      <w:proofErr w:type="spellEnd"/>
+      <w:r>
+        <w:rPr>
+          <w:rFonts w:ascii="Times New Roman" w:hAnsi="Times New Roman" w:cs="Times New Roman"/>
+        </w:rPr>
+        <w:t xml:space="preserve"> v5) handles session management, email/password authentication, and optional Google OAuth. Sits within the Application layer but is treated as a distinct subsystem because it gates access to every other feature. Middleware enforces protected routes — no journal, dashboard, or scan is accessible without a valid session.</w:t>
       </w:r>
     </w:p>
     <w:p>
@@ -4005,7 +4325,21 @@
         <w:rPr>
           <w:rFonts w:ascii="Times New Roman" w:hAnsi="Times New Roman" w:cs="Times New Roman"/>
         </w:rPr>
-        <w:t xml:space="preserve"> PostgreSQL database accessed exclusively through Prisma ORM. Responsible for persisting Users, JournalEntries, and Recommendations. Prisma acts as the strict interface — no raw SQL, no direct DB access from the frontend. All queries filter by the logged-in user's ID enforced at this layer.</w:t>
+        <w:t xml:space="preserve"> PostgreSQL database accessed exclusively through Prisma ORM. Responsible for persisting Users, </w:t>
+      </w:r>
+      <w:proofErr w:type="spellStart"/>
+      <w:r>
+        <w:rPr>
+          <w:rFonts w:ascii="Times New Roman" w:hAnsi="Times New Roman" w:cs="Times New Roman"/>
+        </w:rPr>
+        <w:t>JournalEntries</w:t>
+      </w:r>
+      <w:proofErr w:type="spellEnd"/>
+      <w:r>
+        <w:rPr>
+          <w:rFonts w:ascii="Times New Roman" w:hAnsi="Times New Roman" w:cs="Times New Roman"/>
+        </w:rPr>
+        <w:t>, and Recommendations. Prisma acts as the strict interface — no raw SQL, no direct DB access from the frontend. All queries filter by the logged-in user's ID enforced at this layer.</w:t>
       </w:r>
     </w:p>
     <w:p>
@@ -4040,7 +4374,35 @@
         <w:rPr>
           <w:rFonts w:ascii="Times New Roman" w:hAnsi="Times New Roman" w:cs="Times New Roman"/>
         </w:rPr>
-        <w:t xml:space="preserve"> The Anthropic API (external). Receives mood + last 3 journal entries as context from the Application subsystem, generates 3 recommendations (music, activity, reflection), and streams tokens back. Treated as a subsystem because it is stateless, external, and swappable — replacing Anthropic with OpenAI requires no architectural change.</w:t>
+        <w:t xml:space="preserve"> The </w:t>
+      </w:r>
+      <w:proofErr w:type="spellStart"/>
+      <w:r>
+        <w:rPr>
+          <w:rFonts w:ascii="Times New Roman" w:hAnsi="Times New Roman" w:cs="Times New Roman"/>
+        </w:rPr>
+        <w:t>groq</w:t>
+      </w:r>
+      <w:proofErr w:type="spellEnd"/>
+      <w:r>
+        <w:rPr>
+          <w:rFonts w:ascii="Times New Roman" w:hAnsi="Times New Roman" w:cs="Times New Roman"/>
+        </w:rPr>
+        <w:t xml:space="preserve"> API (external). Receives mood + last 3 journal entries as context from the Application subsystem, generates 3 recommendations (music, activity, reflection), and streams tokens back. Treated as a subsystem because it is stateless, external, and swappable — replacing </w:t>
+      </w:r>
+      <w:proofErr w:type="spellStart"/>
+      <w:r>
+        <w:rPr>
+          <w:rFonts w:ascii="Times New Roman" w:hAnsi="Times New Roman" w:cs="Times New Roman"/>
+        </w:rPr>
+        <w:t>groq</w:t>
+      </w:r>
+      <w:proofErr w:type="spellEnd"/>
+      <w:r>
+        <w:rPr>
+          <w:rFonts w:ascii="Times New Roman" w:hAnsi="Times New Roman" w:cs="Times New Roman"/>
+        </w:rPr>
+        <w:t xml:space="preserve"> with OpenAI requires no architectural change.</w:t>
       </w:r>
     </w:p>
     <w:p>
@@ -4277,7 +4639,23 @@
           <w:rFonts w:ascii="Times New Roman" w:hAnsi="Times New Roman" w:cs="Times New Roman"/>
           <w:bCs/>
         </w:rPr>
-        <w:t>Application Subsystem writes a JournalEntry to the Data Subsystem via Prisma</w:t>
+        <w:t xml:space="preserve">Application Subsystem writes a </w:t>
+      </w:r>
+      <w:proofErr w:type="spellStart"/>
+      <w:r>
+        <w:rPr>
+          <w:rFonts w:ascii="Times New Roman" w:hAnsi="Times New Roman" w:cs="Times New Roman"/>
+          <w:bCs/>
+        </w:rPr>
+        <w:t>JournalEntry</w:t>
+      </w:r>
+      <w:proofErr w:type="spellEnd"/>
+      <w:r>
+        <w:rPr>
+          <w:rFonts w:ascii="Times New Roman" w:hAnsi="Times New Roman" w:cs="Times New Roman"/>
+          <w:bCs/>
+        </w:rPr>
+        <w:t xml:space="preserve"> to the Data Subsystem via Prisma</w:t>
       </w:r>
     </w:p>
     <w:p>
@@ -4443,10 +4821,10 @@
           <w:noProof/>
         </w:rPr>
         <w:drawing>
-          <wp:inline distT="0" distB="0" distL="0" distR="0" wp14:anchorId="31094021" wp14:editId="07E188E7">
-            <wp:extent cx="5762625" cy="3152140"/>
+          <wp:inline distT="0" distB="0" distL="0" distR="0" wp14:anchorId="548F2DC5" wp14:editId="795E498A">
+            <wp:extent cx="5762625" cy="3149600"/>
             <wp:effectExtent l="0" t="0" r="9525" b="0"/>
-            <wp:docPr id="1713071393" name="Picture 2"/>
+            <wp:docPr id="1853621220" name="Picture 3"/>
             <wp:cNvGraphicFramePr>
               <a:graphicFrameLocks xmlns:a="http://schemas.openxmlformats.org/drawingml/2006/main" noChangeAspect="1"/>
             </wp:cNvGraphicFramePr>
@@ -4454,7 +4832,7 @@
               <a:graphicData uri="http://schemas.openxmlformats.org/drawingml/2006/picture">
                 <pic:pic xmlns:pic="http://schemas.openxmlformats.org/drawingml/2006/picture">
                   <pic:nvPicPr>
-                    <pic:cNvPr id="1713071393" name="Picture 1713071393"/>
+                    <pic:cNvPr id="1853621220" name="Picture 1853621220"/>
                     <pic:cNvPicPr/>
                   </pic:nvPicPr>
                   <pic:blipFill>
@@ -4472,7 +4850,7 @@
                   <pic:spPr>
                     <a:xfrm>
                       <a:off x="0" y="0"/>
-                      <a:ext cx="5762625" cy="3152140"/>
+                      <a:ext cx="5762625" cy="3149600"/>
                     </a:xfrm>
                     <a:prstGeom prst="rect">
                       <a:avLst/>
@@ -4735,7 +5113,35 @@
         <w:rPr>
           <w:rFonts w:ascii="Times New Roman" w:hAnsi="Times New Roman" w:cs="Times New Roman"/>
         </w:rPr>
-        <w:t xml:space="preserve"> — signup, signin, signout (configured via Auth.js)</w:t>
+        <w:t xml:space="preserve"> — signup, </w:t>
+      </w:r>
+      <w:proofErr w:type="spellStart"/>
+      <w:r>
+        <w:rPr>
+          <w:rFonts w:ascii="Times New Roman" w:hAnsi="Times New Roman" w:cs="Times New Roman"/>
+        </w:rPr>
+        <w:t>signin</w:t>
+      </w:r>
+      <w:proofErr w:type="spellEnd"/>
+      <w:r>
+        <w:rPr>
+          <w:rFonts w:ascii="Times New Roman" w:hAnsi="Times New Roman" w:cs="Times New Roman"/>
+        </w:rPr>
+        <w:t xml:space="preserve">, </w:t>
+      </w:r>
+      <w:proofErr w:type="spellStart"/>
+      <w:r>
+        <w:rPr>
+          <w:rFonts w:ascii="Times New Roman" w:hAnsi="Times New Roman" w:cs="Times New Roman"/>
+        </w:rPr>
+        <w:t>signout</w:t>
+      </w:r>
+      <w:proofErr w:type="spellEnd"/>
+      <w:r>
+        <w:rPr>
+          <w:rFonts w:ascii="Times New Roman" w:hAnsi="Times New Roman" w:cs="Times New Roman"/>
+        </w:rPr>
+        <w:t xml:space="preserve"> (configured via Auth.js)</w:t>
       </w:r>
     </w:p>
     <w:p>
@@ -4763,7 +5169,77 @@
         <w:rPr>
           <w:rFonts w:ascii="Times New Roman" w:hAnsi="Times New Roman" w:cs="Times New Roman"/>
         </w:rPr>
-        <w:t xml:space="preserve"> — POST /api/journal, GET /api/journal, GET /api/journal/[id], PATCH /api/journal/[id], DELETE /api/journal/[id]</w:t>
+        <w:t xml:space="preserve"> — POST /</w:t>
+      </w:r>
+      <w:proofErr w:type="spellStart"/>
+      <w:r>
+        <w:rPr>
+          <w:rFonts w:ascii="Times New Roman" w:hAnsi="Times New Roman" w:cs="Times New Roman"/>
+        </w:rPr>
+        <w:t>api</w:t>
+      </w:r>
+      <w:proofErr w:type="spellEnd"/>
+      <w:r>
+        <w:rPr>
+          <w:rFonts w:ascii="Times New Roman" w:hAnsi="Times New Roman" w:cs="Times New Roman"/>
+        </w:rPr>
+        <w:t>/journal, GET /</w:t>
+      </w:r>
+      <w:proofErr w:type="spellStart"/>
+      <w:r>
+        <w:rPr>
+          <w:rFonts w:ascii="Times New Roman" w:hAnsi="Times New Roman" w:cs="Times New Roman"/>
+        </w:rPr>
+        <w:t>api</w:t>
+      </w:r>
+      <w:proofErr w:type="spellEnd"/>
+      <w:r>
+        <w:rPr>
+          <w:rFonts w:ascii="Times New Roman" w:hAnsi="Times New Roman" w:cs="Times New Roman"/>
+        </w:rPr>
+        <w:t>/journal, GET /</w:t>
+      </w:r>
+      <w:proofErr w:type="spellStart"/>
+      <w:r>
+        <w:rPr>
+          <w:rFonts w:ascii="Times New Roman" w:hAnsi="Times New Roman" w:cs="Times New Roman"/>
+        </w:rPr>
+        <w:t>api</w:t>
+      </w:r>
+      <w:proofErr w:type="spellEnd"/>
+      <w:r>
+        <w:rPr>
+          <w:rFonts w:ascii="Times New Roman" w:hAnsi="Times New Roman" w:cs="Times New Roman"/>
+        </w:rPr>
+        <w:t>/journal/[id], PATCH /</w:t>
+      </w:r>
+      <w:proofErr w:type="spellStart"/>
+      <w:r>
+        <w:rPr>
+          <w:rFonts w:ascii="Times New Roman" w:hAnsi="Times New Roman" w:cs="Times New Roman"/>
+        </w:rPr>
+        <w:t>api</w:t>
+      </w:r>
+      <w:proofErr w:type="spellEnd"/>
+      <w:r>
+        <w:rPr>
+          <w:rFonts w:ascii="Times New Roman" w:hAnsi="Times New Roman" w:cs="Times New Roman"/>
+        </w:rPr>
+        <w:t>/journal/[id], DELETE /</w:t>
+      </w:r>
+      <w:proofErr w:type="spellStart"/>
+      <w:r>
+        <w:rPr>
+          <w:rFonts w:ascii="Times New Roman" w:hAnsi="Times New Roman" w:cs="Times New Roman"/>
+        </w:rPr>
+        <w:t>api</w:t>
+      </w:r>
+      <w:proofErr w:type="spellEnd"/>
+      <w:r>
+        <w:rPr>
+          <w:rFonts w:ascii="Times New Roman" w:hAnsi="Times New Roman" w:cs="Times New Roman"/>
+        </w:rPr>
+        <w:t>/journal/[id]</w:t>
       </w:r>
     </w:p>
     <w:p>
@@ -4791,7 +5267,35 @@
         <w:rPr>
           <w:rFonts w:ascii="Times New Roman" w:hAnsi="Times New Roman" w:cs="Times New Roman"/>
         </w:rPr>
-        <w:t xml:space="preserve"> — POST /api/recommendations (the most complex route — fetches context, calls LLM, streams, saves), PATCH /api/recommendations/[id] (liked toggle)</w:t>
+        <w:t xml:space="preserve"> — POST /</w:t>
+      </w:r>
+      <w:proofErr w:type="spellStart"/>
+      <w:r>
+        <w:rPr>
+          <w:rFonts w:ascii="Times New Roman" w:hAnsi="Times New Roman" w:cs="Times New Roman"/>
+        </w:rPr>
+        <w:t>api</w:t>
+      </w:r>
+      <w:proofErr w:type="spellEnd"/>
+      <w:r>
+        <w:rPr>
+          <w:rFonts w:ascii="Times New Roman" w:hAnsi="Times New Roman" w:cs="Times New Roman"/>
+        </w:rPr>
+        <w:t>/recommendations (the most complex route — fetches context, calls LLM, streams, saves), PATCH /</w:t>
+      </w:r>
+      <w:proofErr w:type="spellStart"/>
+      <w:r>
+        <w:rPr>
+          <w:rFonts w:ascii="Times New Roman" w:hAnsi="Times New Roman" w:cs="Times New Roman"/>
+        </w:rPr>
+        <w:t>api</w:t>
+      </w:r>
+      <w:proofErr w:type="spellEnd"/>
+      <w:r>
+        <w:rPr>
+          <w:rFonts w:ascii="Times New Roman" w:hAnsi="Times New Roman" w:cs="Times New Roman"/>
+        </w:rPr>
+        <w:t>/recommendations/[id] (liked toggle)</w:t>
       </w:r>
     </w:p>
     <w:p>
@@ -4819,7 +5323,21 @@
         <w:rPr>
           <w:rFonts w:ascii="Times New Roman" w:hAnsi="Times New Roman" w:cs="Times New Roman"/>
         </w:rPr>
-        <w:t xml:space="preserve"> — GET /api/dashboard (aggregates mood stats for the week)</w:t>
+        <w:t xml:space="preserve"> — GET /</w:t>
+      </w:r>
+      <w:proofErr w:type="spellStart"/>
+      <w:r>
+        <w:rPr>
+          <w:rFonts w:ascii="Times New Roman" w:hAnsi="Times New Roman" w:cs="Times New Roman"/>
+        </w:rPr>
+        <w:t>api</w:t>
+      </w:r>
+      <w:proofErr w:type="spellEnd"/>
+      <w:r>
+        <w:rPr>
+          <w:rFonts w:ascii="Times New Roman" w:hAnsi="Times New Roman" w:cs="Times New Roman"/>
+        </w:rPr>
+        <w:t>/dashboard (aggregates mood stats for the week)</w:t>
       </w:r>
     </w:p>
     <w:p>
@@ -4847,7 +5365,49 @@
         <w:rPr>
           <w:rFonts w:ascii="Times New Roman" w:hAnsi="Times New Roman" w:cs="Times New Roman"/>
         </w:rPr>
-        <w:t xml:space="preserve"> — PATCH /api/account/password, GET /api/account/export, DELETE /api/account</w:t>
+        <w:t xml:space="preserve"> — PATCH /</w:t>
+      </w:r>
+      <w:proofErr w:type="spellStart"/>
+      <w:r>
+        <w:rPr>
+          <w:rFonts w:ascii="Times New Roman" w:hAnsi="Times New Roman" w:cs="Times New Roman"/>
+        </w:rPr>
+        <w:t>api</w:t>
+      </w:r>
+      <w:proofErr w:type="spellEnd"/>
+      <w:r>
+        <w:rPr>
+          <w:rFonts w:ascii="Times New Roman" w:hAnsi="Times New Roman" w:cs="Times New Roman"/>
+        </w:rPr>
+        <w:t>/account/password, GET /</w:t>
+      </w:r>
+      <w:proofErr w:type="spellStart"/>
+      <w:r>
+        <w:rPr>
+          <w:rFonts w:ascii="Times New Roman" w:hAnsi="Times New Roman" w:cs="Times New Roman"/>
+        </w:rPr>
+        <w:t>api</w:t>
+      </w:r>
+      <w:proofErr w:type="spellEnd"/>
+      <w:r>
+        <w:rPr>
+          <w:rFonts w:ascii="Times New Roman" w:hAnsi="Times New Roman" w:cs="Times New Roman"/>
+        </w:rPr>
+        <w:t>/account/export, DELETE /</w:t>
+      </w:r>
+      <w:proofErr w:type="spellStart"/>
+      <w:r>
+        <w:rPr>
+          <w:rFonts w:ascii="Times New Roman" w:hAnsi="Times New Roman" w:cs="Times New Roman"/>
+        </w:rPr>
+        <w:t>api</w:t>
+      </w:r>
+      <w:proofErr w:type="spellEnd"/>
+      <w:r>
+        <w:rPr>
+          <w:rFonts w:ascii="Times New Roman" w:hAnsi="Times New Roman" w:cs="Times New Roman"/>
+        </w:rPr>
+        <w:t>/account</w:t>
       </w:r>
     </w:p>
     <w:p>
@@ -4941,7 +5501,21 @@
         <w:rPr>
           <w:rFonts w:ascii="Times New Roman" w:hAnsi="Times New Roman" w:cs="Times New Roman"/>
         </w:rPr>
-        <w:t>hashed password, created_at (managed by Auth.js)</w:t>
+        <w:t xml:space="preserve">hashed password, </w:t>
+      </w:r>
+      <w:proofErr w:type="spellStart"/>
+      <w:r>
+        <w:rPr>
+          <w:rFonts w:ascii="Times New Roman" w:hAnsi="Times New Roman" w:cs="Times New Roman"/>
+        </w:rPr>
+        <w:t>created_at</w:t>
+      </w:r>
+      <w:proofErr w:type="spellEnd"/>
+      <w:r>
+        <w:rPr>
+          <w:rFonts w:ascii="Times New Roman" w:hAnsi="Times New Roman" w:cs="Times New Roman"/>
+        </w:rPr>
+        <w:t xml:space="preserve"> (managed by Auth.js)</w:t>
       </w:r>
     </w:p>
     <w:p>
@@ -4957,20 +5531,94 @@
           <w:rFonts w:ascii="Times New Roman" w:hAnsi="Times New Roman" w:cs="Times New Roman"/>
         </w:rPr>
       </w:pPr>
+      <w:proofErr w:type="spellStart"/>
       <w:r>
         <w:rPr>
           <w:rFonts w:ascii="Times New Roman" w:hAnsi="Times New Roman" w:cs="Times New Roman"/>
           <w:b/>
           <w:bCs/>
         </w:rPr>
-        <w:t>JournalEntry table</w:t>
-      </w:r>
-      <w:r>
-        <w:rPr>
-          <w:rFonts w:ascii="Times New Roman" w:hAnsi="Times New Roman" w:cs="Times New Roman"/>
-        </w:rPr>
-        <w:t xml:space="preserve"> — id, user_id (FK), mood (enum), source (enum), confidence (nullable), user_note (nullable), created_at</w:t>
-      </w:r>
+        <w:t>JournalEntry</w:t>
+      </w:r>
+      <w:proofErr w:type="spellEnd"/>
+      <w:r>
+        <w:rPr>
+          <w:rFonts w:ascii="Times New Roman" w:hAnsi="Times New Roman" w:cs="Times New Roman"/>
+          <w:b/>
+          <w:bCs/>
+        </w:rPr>
+        <w:t xml:space="preserve"> table</w:t>
+      </w:r>
+      <w:r>
+        <w:rPr>
+          <w:rFonts w:ascii="Times New Roman" w:hAnsi="Times New Roman" w:cs="Times New Roman"/>
+        </w:rPr>
+        <w:t xml:space="preserve"> — id, </w:t>
+      </w:r>
+      <w:proofErr w:type="spellStart"/>
+      <w:r>
+        <w:rPr>
+          <w:rFonts w:ascii="Times New Roman" w:hAnsi="Times New Roman" w:cs="Times New Roman"/>
+        </w:rPr>
+        <w:t>user_id</w:t>
+      </w:r>
+      <w:proofErr w:type="spellEnd"/>
+      <w:r>
+        <w:rPr>
+          <w:rFonts w:ascii="Times New Roman" w:hAnsi="Times New Roman" w:cs="Times New Roman"/>
+        </w:rPr>
+        <w:t xml:space="preserve"> (FK), mood (</w:t>
+      </w:r>
+      <w:proofErr w:type="spellStart"/>
+      <w:r>
+        <w:rPr>
+          <w:rFonts w:ascii="Times New Roman" w:hAnsi="Times New Roman" w:cs="Times New Roman"/>
+        </w:rPr>
+        <w:t>enum</w:t>
+      </w:r>
+      <w:proofErr w:type="spellEnd"/>
+      <w:r>
+        <w:rPr>
+          <w:rFonts w:ascii="Times New Roman" w:hAnsi="Times New Roman" w:cs="Times New Roman"/>
+        </w:rPr>
+        <w:t>), source (</w:t>
+      </w:r>
+      <w:proofErr w:type="spellStart"/>
+      <w:r>
+        <w:rPr>
+          <w:rFonts w:ascii="Times New Roman" w:hAnsi="Times New Roman" w:cs="Times New Roman"/>
+        </w:rPr>
+        <w:t>enum</w:t>
+      </w:r>
+      <w:proofErr w:type="spellEnd"/>
+      <w:r>
+        <w:rPr>
+          <w:rFonts w:ascii="Times New Roman" w:hAnsi="Times New Roman" w:cs="Times New Roman"/>
+        </w:rPr>
+        <w:t xml:space="preserve">), confidence (nullable), </w:t>
+      </w:r>
+      <w:proofErr w:type="spellStart"/>
+      <w:r>
+        <w:rPr>
+          <w:rFonts w:ascii="Times New Roman" w:hAnsi="Times New Roman" w:cs="Times New Roman"/>
+        </w:rPr>
+        <w:t>user_note</w:t>
+      </w:r>
+      <w:proofErr w:type="spellEnd"/>
+      <w:r>
+        <w:rPr>
+          <w:rFonts w:ascii="Times New Roman" w:hAnsi="Times New Roman" w:cs="Times New Roman"/>
+        </w:rPr>
+        <w:t xml:space="preserve"> (nullable), </w:t>
+      </w:r>
+      <w:proofErr w:type="spellStart"/>
+      <w:r>
+        <w:rPr>
+          <w:rFonts w:ascii="Times New Roman" w:hAnsi="Times New Roman" w:cs="Times New Roman"/>
+        </w:rPr>
+        <w:t>created_at</w:t>
+      </w:r>
+      <w:proofErr w:type="spellEnd"/>
       <w:r>
         <w:rPr>
           <w:rFonts w:ascii="Times New Roman" w:hAnsi="Times New Roman" w:cs="Times New Roman"/>
@@ -4983,18 +5631,42 @@
         </w:rPr>
         <w:t xml:space="preserve"> </w:t>
       </w:r>
+      <w:proofErr w:type="spellStart"/>
       <w:r>
         <w:rPr>
           <w:rFonts w:ascii="Times New Roman" w:hAnsi="Times New Roman" w:cs="Times New Roman"/>
         </w:rPr>
         <w:t>updatedAt</w:t>
       </w:r>
-      <w:r>
-        <w:rPr>
-          <w:rFonts w:ascii="Times New Roman" w:hAnsi="Times New Roman" w:cs="Times New Roman"/>
-        </w:rPr>
-        <w:t>. Indexed on user_id and created_at</w:t>
-      </w:r>
+      <w:proofErr w:type="spellEnd"/>
+      <w:r>
+        <w:rPr>
+          <w:rFonts w:ascii="Times New Roman" w:hAnsi="Times New Roman" w:cs="Times New Roman"/>
+        </w:rPr>
+        <w:t xml:space="preserve">. Indexed on </w:t>
+      </w:r>
+      <w:proofErr w:type="spellStart"/>
+      <w:r>
+        <w:rPr>
+          <w:rFonts w:ascii="Times New Roman" w:hAnsi="Times New Roman" w:cs="Times New Roman"/>
+        </w:rPr>
+        <w:t>user_id</w:t>
+      </w:r>
+      <w:proofErr w:type="spellEnd"/>
+      <w:r>
+        <w:rPr>
+          <w:rFonts w:ascii="Times New Roman" w:hAnsi="Times New Roman" w:cs="Times New Roman"/>
+        </w:rPr>
+        <w:t xml:space="preserve"> and </w:t>
+      </w:r>
+      <w:proofErr w:type="spellStart"/>
+      <w:r>
+        <w:rPr>
+          <w:rFonts w:ascii="Times New Roman" w:hAnsi="Times New Roman" w:cs="Times New Roman"/>
+        </w:rPr>
+        <w:t>created_at</w:t>
+      </w:r>
+      <w:proofErr w:type="spellEnd"/>
     </w:p>
     <w:p>
       <w:pPr>
@@ -5021,19 +5693,69 @@
         <w:rPr>
           <w:rFonts w:ascii="Times New Roman" w:hAnsi="Times New Roman" w:cs="Times New Roman"/>
         </w:rPr>
-        <w:t xml:space="preserve"> — id, journal_entry_id (FK), category (enum), content, </w:t>
-      </w:r>
-      <w:r>
-        <w:rPr>
-          <w:rFonts w:ascii="Times New Roman" w:hAnsi="Times New Roman" w:cs="Times New Roman"/>
-        </w:rPr>
-        <w:t xml:space="preserve">createdAt, </w:t>
-      </w:r>
-      <w:r>
-        <w:rPr>
-          <w:rFonts w:ascii="Times New Roman" w:hAnsi="Times New Roman" w:cs="Times New Roman"/>
-        </w:rPr>
-        <w:t>liked (nullable). Cascade deletes when parent JournalEntry is deleted</w:t>
+        <w:t xml:space="preserve"> — id, </w:t>
+      </w:r>
+      <w:proofErr w:type="spellStart"/>
+      <w:r>
+        <w:rPr>
+          <w:rFonts w:ascii="Times New Roman" w:hAnsi="Times New Roman" w:cs="Times New Roman"/>
+        </w:rPr>
+        <w:t>journal_entry_id</w:t>
+      </w:r>
+      <w:proofErr w:type="spellEnd"/>
+      <w:r>
+        <w:rPr>
+          <w:rFonts w:ascii="Times New Roman" w:hAnsi="Times New Roman" w:cs="Times New Roman"/>
+        </w:rPr>
+        <w:t xml:space="preserve"> (FK), category (</w:t>
+      </w:r>
+      <w:proofErr w:type="spellStart"/>
+      <w:r>
+        <w:rPr>
+          <w:rFonts w:ascii="Times New Roman" w:hAnsi="Times New Roman" w:cs="Times New Roman"/>
+        </w:rPr>
+        <w:t>enum</w:t>
+      </w:r>
+      <w:proofErr w:type="spellEnd"/>
+      <w:r>
+        <w:rPr>
+          <w:rFonts w:ascii="Times New Roman" w:hAnsi="Times New Roman" w:cs="Times New Roman"/>
+        </w:rPr>
+        <w:t xml:space="preserve">), content, </w:t>
+      </w:r>
+      <w:proofErr w:type="spellStart"/>
+      <w:r>
+        <w:rPr>
+          <w:rFonts w:ascii="Times New Roman" w:hAnsi="Times New Roman" w:cs="Times New Roman"/>
+        </w:rPr>
+        <w:t>createdAt</w:t>
+      </w:r>
+      <w:proofErr w:type="spellEnd"/>
+      <w:r>
+        <w:rPr>
+          <w:rFonts w:ascii="Times New Roman" w:hAnsi="Times New Roman" w:cs="Times New Roman"/>
+        </w:rPr>
+        <w:t xml:space="preserve">, </w:t>
+      </w:r>
+      <w:r>
+        <w:rPr>
+          <w:rFonts w:ascii="Times New Roman" w:hAnsi="Times New Roman" w:cs="Times New Roman"/>
+        </w:rPr>
+        <w:t xml:space="preserve">liked (nullable). Cascade deletes when parent </w:t>
+      </w:r>
+      <w:proofErr w:type="spellStart"/>
+      <w:r>
+        <w:rPr>
+          <w:rFonts w:ascii="Times New Roman" w:hAnsi="Times New Roman" w:cs="Times New Roman"/>
+        </w:rPr>
+        <w:t>JournalEntry</w:t>
+      </w:r>
+      <w:proofErr w:type="spellEnd"/>
+      <w:r>
+        <w:rPr>
+          <w:rFonts w:ascii="Times New Roman" w:hAnsi="Times New Roman" w:cs="Times New Roman"/>
+        </w:rPr>
+        <w:t xml:space="preserve"> is deleted</w:t>
       </w:r>
     </w:p>
     <w:p>
@@ -5120,7 +5842,21 @@
         <w:rPr>
           <w:rFonts w:ascii="Times New Roman" w:hAnsi="Times New Roman" w:cs="Times New Roman"/>
         </w:rPr>
-        <w:t>The technology stack and architecture for MoodMatch were defined as part of the project requirements. The following explains why each technology is well suited for the system.</w:t>
+        <w:t xml:space="preserve">The technology stack and architecture for </w:t>
+      </w:r>
+      <w:proofErr w:type="spellStart"/>
+      <w:r>
+        <w:rPr>
+          <w:rFonts w:ascii="Times New Roman" w:hAnsi="Times New Roman" w:cs="Times New Roman"/>
+        </w:rPr>
+        <w:t>MoodMatch</w:t>
+      </w:r>
+      <w:proofErr w:type="spellEnd"/>
+      <w:r>
+        <w:rPr>
+          <w:rFonts w:ascii="Times New Roman" w:hAnsi="Times New Roman" w:cs="Times New Roman"/>
+        </w:rPr>
+        <w:t xml:space="preserve"> were defined as part of the project requirements. The following explains why each technology is well suited for the system.</w:t>
       </w:r>
     </w:p>
     <w:p>
@@ -5149,7 +5885,21 @@
         <w:rPr>
           <w:rFonts w:ascii="Times New Roman" w:hAnsi="Times New Roman" w:cs="Times New Roman"/>
         </w:rPr>
-        <w:t xml:space="preserve"> was specified as the full-stack framework because it allows the frontend and backend to live in a single codebase. Server Actions handle server-side logic without needing a separate backend, keeping the project simple and manageable for a 4-week timeline. Deployment to Vercel as a single unit means there is only one pipeline to manage.</w:t>
+        <w:t xml:space="preserve"> was specified as the full-stack framework because it allows the frontend and backend to live in a single codebase. Server Actions handle server-side logic without needing a separate backend, keeping the project simple and manageable for a 4-week timeline. Deployment to </w:t>
+      </w:r>
+      <w:proofErr w:type="spellStart"/>
+      <w:r>
+        <w:rPr>
+          <w:rFonts w:ascii="Times New Roman" w:hAnsi="Times New Roman" w:cs="Times New Roman"/>
+        </w:rPr>
+        <w:t>Vercel</w:t>
+      </w:r>
+      <w:proofErr w:type="spellEnd"/>
+      <w:r>
+        <w:rPr>
+          <w:rFonts w:ascii="Times New Roman" w:hAnsi="Times New Roman" w:cs="Times New Roman"/>
+        </w:rPr>
+        <w:t xml:space="preserve"> as a single unit means there is only one pipeline to manage.</w:t>
       </w:r>
     </w:p>
     <w:p>
@@ -5266,7 +6016,77 @@
         <w:rPr>
           <w:rFonts w:ascii="Times New Roman" w:hAnsi="Times New Roman" w:cs="Times New Roman"/>
         </w:rPr>
-        <w:t xml:space="preserve"> was specified because the data model is relational by nature — Users own JournalEntries, JournalEntries own Recommendations. Foreign key constraints and cascade deletes enforce data integrity at the database level. Indexes on user_id and created_at keep the most frequent queries fast.</w:t>
+        <w:t xml:space="preserve"> was specified because the data model is relational by nature — Users own </w:t>
+      </w:r>
+      <w:proofErr w:type="spellStart"/>
+      <w:r>
+        <w:rPr>
+          <w:rFonts w:ascii="Times New Roman" w:hAnsi="Times New Roman" w:cs="Times New Roman"/>
+        </w:rPr>
+        <w:t>JournalEntries</w:t>
+      </w:r>
+      <w:proofErr w:type="spellEnd"/>
+      <w:r>
+        <w:rPr>
+          <w:rFonts w:ascii="Times New Roman" w:hAnsi="Times New Roman" w:cs="Times New Roman"/>
+        </w:rPr>
+        <w:t xml:space="preserve">, </w:t>
+      </w:r>
+      <w:proofErr w:type="spellStart"/>
+      <w:r>
+        <w:rPr>
+          <w:rFonts w:ascii="Times New Roman" w:hAnsi="Times New Roman" w:cs="Times New Roman"/>
+        </w:rPr>
+        <w:t>JournalEntries</w:t>
+      </w:r>
+      <w:proofErr w:type="spellEnd"/>
+      <w:r>
+        <w:rPr>
+          <w:rFonts w:ascii="Times New Roman" w:hAnsi="Times New Roman" w:cs="Times New Roman"/>
+        </w:rPr>
+        <w:t xml:space="preserve"> own Recommendations. Foreign key constraints and cascade </w:t>
+      </w:r>
+      <w:proofErr w:type="gramStart"/>
+      <w:r>
+        <w:rPr>
+          <w:rFonts w:ascii="Times New Roman" w:hAnsi="Times New Roman" w:cs="Times New Roman"/>
+        </w:rPr>
+        <w:t>deletes</w:t>
+      </w:r>
+      <w:proofErr w:type="gramEnd"/>
+      <w:r>
+        <w:rPr>
+          <w:rFonts w:ascii="Times New Roman" w:hAnsi="Times New Roman" w:cs="Times New Roman"/>
+        </w:rPr>
+        <w:t xml:space="preserve"> enforce data integrity at the database level. Indexes on </w:t>
+      </w:r>
+      <w:proofErr w:type="spellStart"/>
+      <w:r>
+        <w:rPr>
+          <w:rFonts w:ascii="Times New Roman" w:hAnsi="Times New Roman" w:cs="Times New Roman"/>
+        </w:rPr>
+        <w:t>user_id</w:t>
+      </w:r>
+      <w:proofErr w:type="spellEnd"/>
+      <w:r>
+        <w:rPr>
+          <w:rFonts w:ascii="Times New Roman" w:hAnsi="Times New Roman" w:cs="Times New Roman"/>
+        </w:rPr>
+        <w:t xml:space="preserve"> and </w:t>
+      </w:r>
+      <w:proofErr w:type="spellStart"/>
+      <w:r>
+        <w:rPr>
+          <w:rFonts w:ascii="Times New Roman" w:hAnsi="Times New Roman" w:cs="Times New Roman"/>
+        </w:rPr>
+        <w:t>created_at</w:t>
+      </w:r>
+      <w:proofErr w:type="spellEnd"/>
+      <w:r>
+        <w:rPr>
+          <w:rFonts w:ascii="Times New Roman" w:hAnsi="Times New Roman" w:cs="Times New Roman"/>
+        </w:rPr>
+        <w:t xml:space="preserve"> keep the most frequent queries fast.</w:t>
       </w:r>
     </w:p>
     <w:p>
@@ -5312,19 +6132,43 @@
           <w:rFonts w:ascii="Times New Roman" w:hAnsi="Times New Roman" w:cs="Times New Roman"/>
         </w:rPr>
       </w:pPr>
+      <w:proofErr w:type="spellStart"/>
       <w:r>
         <w:rPr>
           <w:rFonts w:ascii="Times New Roman" w:hAnsi="Times New Roman" w:cs="Times New Roman"/>
           <w:b/>
           <w:bCs/>
         </w:rPr>
-        <w:t>Vercel AI SDK</w:t>
-      </w:r>
-      <w:r>
-        <w:rPr>
-          <w:rFonts w:ascii="Times New Roman" w:hAnsi="Times New Roman" w:cs="Times New Roman"/>
-        </w:rPr>
-        <w:t xml:space="preserve"> was specified to handle streaming responses from the Anthropic API, abstracting the complexity of progressively rendering tokens in the UI.</w:t>
+        <w:t>Vercel</w:t>
+      </w:r>
+      <w:proofErr w:type="spellEnd"/>
+      <w:r>
+        <w:rPr>
+          <w:rFonts w:ascii="Times New Roman" w:hAnsi="Times New Roman" w:cs="Times New Roman"/>
+          <w:b/>
+          <w:bCs/>
+        </w:rPr>
+        <w:t xml:space="preserve"> AI SDK</w:t>
+      </w:r>
+      <w:r>
+        <w:rPr>
+          <w:rFonts w:ascii="Times New Roman" w:hAnsi="Times New Roman" w:cs="Times New Roman"/>
+        </w:rPr>
+        <w:t xml:space="preserve"> was specified to handle streaming responses from the </w:t>
+      </w:r>
+      <w:proofErr w:type="spellStart"/>
+      <w:r>
+        <w:rPr>
+          <w:rFonts w:ascii="Times New Roman" w:hAnsi="Times New Roman" w:cs="Times New Roman"/>
+        </w:rPr>
+        <w:t>groq</w:t>
+      </w:r>
+      <w:proofErr w:type="spellEnd"/>
+      <w:r>
+        <w:rPr>
+          <w:rFonts w:ascii="Times New Roman" w:hAnsi="Times New Roman" w:cs="Times New Roman"/>
+        </w:rPr>
+        <w:t xml:space="preserve"> API, abstracting the complexity of progressively rendering tokens in the UI.</w:t>
       </w:r>
     </w:p>
     <w:p>
@@ -5451,11 +6295,33 @@
           <w:rFonts w:ascii="Times New Roman" w:hAnsi="Times New Roman" w:cs="Times New Roman"/>
         </w:rPr>
       </w:pPr>
-      <w:r>
-        <w:rPr>
-          <w:rFonts w:ascii="Times New Roman" w:hAnsi="Times New Roman" w:cs="Times New Roman"/>
-        </w:rPr>
-        <w:t>MoodMatch organizes its information domain into three core entities — User, JournalEntry, and Recommendation — stored in a PostgreSQL relational database and accessed through Prisma ORM.</w:t>
+      <w:proofErr w:type="spellStart"/>
+      <w:r>
+        <w:rPr>
+          <w:rFonts w:ascii="Times New Roman" w:hAnsi="Times New Roman" w:cs="Times New Roman"/>
+        </w:rPr>
+        <w:t>MoodMatch</w:t>
+      </w:r>
+      <w:proofErr w:type="spellEnd"/>
+      <w:r>
+        <w:rPr>
+          <w:rFonts w:ascii="Times New Roman" w:hAnsi="Times New Roman" w:cs="Times New Roman"/>
+        </w:rPr>
+        <w:t xml:space="preserve"> organizes its information domain into three core entities — User, </w:t>
+      </w:r>
+      <w:proofErr w:type="spellStart"/>
+      <w:r>
+        <w:rPr>
+          <w:rFonts w:ascii="Times New Roman" w:hAnsi="Times New Roman" w:cs="Times New Roman"/>
+        </w:rPr>
+        <w:t>JournalEntry</w:t>
+      </w:r>
+      <w:proofErr w:type="spellEnd"/>
+      <w:r>
+        <w:rPr>
+          <w:rFonts w:ascii="Times New Roman" w:hAnsi="Times New Roman" w:cs="Times New Roman"/>
+        </w:rPr>
+        <w:t>, and Recommendation — stored in a PostgreSQL relational database and accessed through Prisma ORM.</w:t>
       </w:r>
     </w:p>
     <w:p>
@@ -5559,6 +6425,7 @@
           <w:rFonts w:ascii="Times New Roman" w:hAnsi="Times New Roman" w:cs="Times New Roman"/>
         </w:rPr>
       </w:pPr>
+      <w:proofErr w:type="spellStart"/>
       <w:r>
         <w:rPr>
           <w:rFonts w:ascii="Times New Roman" w:hAnsi="Times New Roman" w:cs="Times New Roman"/>
@@ -5567,6 +6434,7 @@
         </w:rPr>
         <w:t>JournalEntry</w:t>
       </w:r>
+      <w:proofErr w:type="spellEnd"/>
       <w:r>
         <w:rPr>
           <w:rFonts w:ascii="Times New Roman" w:hAnsi="Times New Roman" w:cs="Times New Roman"/>
@@ -5641,8 +6509,16 @@
         <w:rPr>
           <w:rFonts w:ascii="Times New Roman" w:hAnsi="Times New Roman" w:cs="Times New Roman"/>
         </w:rPr>
-        <w:t>One User → many JournalEntries</w:t>
-      </w:r>
+        <w:t xml:space="preserve">One User → many </w:t>
+      </w:r>
+      <w:proofErr w:type="spellStart"/>
+      <w:r>
+        <w:rPr>
+          <w:rFonts w:ascii="Times New Roman" w:hAnsi="Times New Roman" w:cs="Times New Roman"/>
+        </w:rPr>
+        <w:t>JournalEntries</w:t>
+      </w:r>
+      <w:proofErr w:type="spellEnd"/>
     </w:p>
     <w:p>
       <w:pPr>
@@ -5661,7 +6537,21 @@
         <w:rPr>
           <w:rFonts w:ascii="Times New Roman" w:hAnsi="Times New Roman" w:cs="Times New Roman"/>
         </w:rPr>
-        <w:t>One JournalEntry → exactly 3 Recommendations</w:t>
+        <w:t xml:space="preserve">One </w:t>
+      </w:r>
+      <w:proofErr w:type="spellStart"/>
+      <w:r>
+        <w:rPr>
+          <w:rFonts w:ascii="Times New Roman" w:hAnsi="Times New Roman" w:cs="Times New Roman"/>
+        </w:rPr>
+        <w:t>JournalEntry</w:t>
+      </w:r>
+      <w:proofErr w:type="spellEnd"/>
+      <w:r>
+        <w:rPr>
+          <w:rFonts w:ascii="Times New Roman" w:hAnsi="Times New Roman" w:cs="Times New Roman"/>
+        </w:rPr>
+        <w:t xml:space="preserve"> → exactly 3 Recommendations</w:t>
       </w:r>
     </w:p>
     <w:p>
@@ -5682,7 +6572,35 @@
         <w:rPr>
           <w:rFonts w:ascii="Times New Roman" w:hAnsi="Times New Roman" w:cs="Times New Roman"/>
         </w:rPr>
-        <w:t>Cascade deletes are configured at the database level. Deleting a User deletes all their JournalEntries, and deleting a JournalEntry deletes its Recommendations. This satisfies the account deletion requirement without relying on application code to clean up data.</w:t>
+        <w:t xml:space="preserve">Cascade deletes are configured at the database level. Deleting a User deletes all their </w:t>
+      </w:r>
+      <w:proofErr w:type="spellStart"/>
+      <w:r>
+        <w:rPr>
+          <w:rFonts w:ascii="Times New Roman" w:hAnsi="Times New Roman" w:cs="Times New Roman"/>
+        </w:rPr>
+        <w:t>JournalEntries</w:t>
+      </w:r>
+      <w:proofErr w:type="spellEnd"/>
+      <w:r>
+        <w:rPr>
+          <w:rFonts w:ascii="Times New Roman" w:hAnsi="Times New Roman" w:cs="Times New Roman"/>
+        </w:rPr>
+        <w:t xml:space="preserve">, and deleting a </w:t>
+      </w:r>
+      <w:proofErr w:type="spellStart"/>
+      <w:r>
+        <w:rPr>
+          <w:rFonts w:ascii="Times New Roman" w:hAnsi="Times New Roman" w:cs="Times New Roman"/>
+        </w:rPr>
+        <w:t>JournalEntry</w:t>
+      </w:r>
+      <w:proofErr w:type="spellEnd"/>
+      <w:r>
+        <w:rPr>
+          <w:rFonts w:ascii="Times New Roman" w:hAnsi="Times New Roman" w:cs="Times New Roman"/>
+        </w:rPr>
+        <w:t xml:space="preserve"> deletes its Recommendations. This satisfies the account deletion requirement without relying on application code to clean up data.</w:t>
       </w:r>
     </w:p>
     <w:p>
@@ -5703,7 +6621,49 @@
         <w:rPr>
           <w:rFonts w:ascii="Times New Roman" w:hAnsi="Times New Roman" w:cs="Times New Roman"/>
         </w:rPr>
-        <w:t>Indexes are placed on user_id and created_at in the JournalEntry table because every query in the app filters by user and sorts by date. These are the hot query paths.</w:t>
+        <w:t xml:space="preserve">Indexes are placed on </w:t>
+      </w:r>
+      <w:proofErr w:type="spellStart"/>
+      <w:r>
+        <w:rPr>
+          <w:rFonts w:ascii="Times New Roman" w:hAnsi="Times New Roman" w:cs="Times New Roman"/>
+        </w:rPr>
+        <w:t>user_id</w:t>
+      </w:r>
+      <w:proofErr w:type="spellEnd"/>
+      <w:r>
+        <w:rPr>
+          <w:rFonts w:ascii="Times New Roman" w:hAnsi="Times New Roman" w:cs="Times New Roman"/>
+        </w:rPr>
+        <w:t xml:space="preserve"> and </w:t>
+      </w:r>
+      <w:proofErr w:type="spellStart"/>
+      <w:r>
+        <w:rPr>
+          <w:rFonts w:ascii="Times New Roman" w:hAnsi="Times New Roman" w:cs="Times New Roman"/>
+        </w:rPr>
+        <w:t>created_at</w:t>
+      </w:r>
+      <w:proofErr w:type="spellEnd"/>
+      <w:r>
+        <w:rPr>
+          <w:rFonts w:ascii="Times New Roman" w:hAnsi="Times New Roman" w:cs="Times New Roman"/>
+        </w:rPr>
+        <w:t xml:space="preserve"> in the </w:t>
+      </w:r>
+      <w:proofErr w:type="spellStart"/>
+      <w:r>
+        <w:rPr>
+          <w:rFonts w:ascii="Times New Roman" w:hAnsi="Times New Roman" w:cs="Times New Roman"/>
+        </w:rPr>
+        <w:t>JournalEntry</w:t>
+      </w:r>
+      <w:proofErr w:type="spellEnd"/>
+      <w:r>
+        <w:rPr>
+          <w:rFonts w:ascii="Times New Roman" w:hAnsi="Times New Roman" w:cs="Times New Roman"/>
+        </w:rPr>
+        <w:t xml:space="preserve"> table because every query in the app filters by user and sorts by date. These are the hot query paths.</w:t>
       </w:r>
     </w:p>
     <w:p>
@@ -5764,6 +6724,7 @@
           <w:rFonts w:ascii="Times New Roman" w:hAnsi="Times New Roman" w:cs="Times New Roman"/>
         </w:rPr>
       </w:pPr>
+      <w:proofErr w:type="spellStart"/>
       <w:r>
         <w:rPr>
           <w:rFonts w:ascii="Times New Roman" w:hAnsi="Times New Roman" w:cs="Times New Roman"/>
@@ -5772,6 +6733,7 @@
         </w:rPr>
         <w:t>JournalEntry</w:t>
       </w:r>
+      <w:proofErr w:type="spellEnd"/>
     </w:p>
     <w:tbl>
       <w:tblPr>
@@ -5978,12 +6940,14 @@
                 <w:rFonts w:ascii="Times New Roman" w:hAnsi="Times New Roman" w:cs="Times New Roman"/>
               </w:rPr>
             </w:pPr>
+            <w:proofErr w:type="spellStart"/>
             <w:r>
               <w:rPr>
                 <w:rFonts w:ascii="Times New Roman" w:hAnsi="Times New Roman" w:cs="Times New Roman"/>
               </w:rPr>
               <w:t>userId</w:t>
             </w:r>
+            <w:proofErr w:type="spellEnd"/>
           </w:p>
         </w:tc>
         <w:tc>
@@ -6274,12 +7238,14 @@
                 <w:rFonts w:ascii="Times New Roman" w:hAnsi="Times New Roman" w:cs="Times New Roman"/>
               </w:rPr>
             </w:pPr>
+            <w:proofErr w:type="spellStart"/>
             <w:r>
               <w:rPr>
                 <w:rFonts w:ascii="Times New Roman" w:hAnsi="Times New Roman" w:cs="Times New Roman"/>
               </w:rPr>
               <w:t>userNote</w:t>
             </w:r>
+            <w:proofErr w:type="spellEnd"/>
           </w:p>
         </w:tc>
         <w:tc>
@@ -6348,12 +7314,14 @@
                 <w:rFonts w:ascii="Times New Roman" w:hAnsi="Times New Roman" w:cs="Times New Roman"/>
               </w:rPr>
             </w:pPr>
+            <w:proofErr w:type="spellStart"/>
             <w:r>
               <w:rPr>
                 <w:rFonts w:ascii="Times New Roman" w:hAnsi="Times New Roman" w:cs="Times New Roman"/>
               </w:rPr>
               <w:t>createdAt</w:t>
             </w:r>
+            <w:proofErr w:type="spellEnd"/>
           </w:p>
         </w:tc>
         <w:tc>
@@ -6371,12 +7339,14 @@
                 <w:rFonts w:ascii="Times New Roman" w:hAnsi="Times New Roman" w:cs="Times New Roman"/>
               </w:rPr>
             </w:pPr>
+            <w:proofErr w:type="spellStart"/>
             <w:r>
               <w:rPr>
                 <w:rFonts w:ascii="Times New Roman" w:hAnsi="Times New Roman" w:cs="Times New Roman"/>
               </w:rPr>
               <w:t>DateTime</w:t>
             </w:r>
+            <w:proofErr w:type="spellEnd"/>
           </w:p>
         </w:tc>
         <w:tc>
@@ -6639,12 +7609,14 @@
                 <w:rFonts w:ascii="Times New Roman" w:hAnsi="Times New Roman" w:cs="Times New Roman"/>
               </w:rPr>
             </w:pPr>
+            <w:proofErr w:type="spellStart"/>
             <w:r>
               <w:rPr>
                 <w:rFonts w:ascii="Times New Roman" w:hAnsi="Times New Roman" w:cs="Times New Roman"/>
               </w:rPr>
               <w:t>journalEntryId</w:t>
             </w:r>
+            <w:proofErr w:type="spellEnd"/>
           </w:p>
         </w:tc>
         <w:tc>
@@ -7300,12 +8272,14 @@
                 <w:rFonts w:ascii="Times New Roman" w:hAnsi="Times New Roman" w:cs="Times New Roman"/>
               </w:rPr>
             </w:pPr>
+            <w:proofErr w:type="spellStart"/>
             <w:r>
               <w:rPr>
                 <w:rFonts w:ascii="Times New Roman" w:hAnsi="Times New Roman" w:cs="Times New Roman"/>
               </w:rPr>
               <w:t>hashedPassword</w:t>
             </w:r>
+            <w:proofErr w:type="spellEnd"/>
           </w:p>
         </w:tc>
         <w:tc>
@@ -7344,11 +8318,19 @@
                 <w:rFonts w:ascii="Times New Roman" w:hAnsi="Times New Roman" w:cs="Times New Roman"/>
               </w:rPr>
             </w:pPr>
-            <w:r>
-              <w:rPr>
-                <w:rFonts w:ascii="Times New Roman" w:hAnsi="Times New Roman" w:cs="Times New Roman"/>
-              </w:rPr>
-              <w:t>bcrypt hashed password managed by Auth.js</w:t>
+            <w:proofErr w:type="spellStart"/>
+            <w:r>
+              <w:rPr>
+                <w:rFonts w:ascii="Times New Roman" w:hAnsi="Times New Roman" w:cs="Times New Roman"/>
+              </w:rPr>
+              <w:t>bcrypt</w:t>
+            </w:r>
+            <w:proofErr w:type="spellEnd"/>
+            <w:r>
+              <w:rPr>
+                <w:rFonts w:ascii="Times New Roman" w:hAnsi="Times New Roman" w:cs="Times New Roman"/>
+              </w:rPr>
+              <w:t xml:space="preserve"> hashed password managed by Auth.js</w:t>
             </w:r>
           </w:p>
         </w:tc>
@@ -7371,12 +8353,14 @@
                 <w:rFonts w:ascii="Times New Roman" w:hAnsi="Times New Roman" w:cs="Times New Roman"/>
               </w:rPr>
             </w:pPr>
+            <w:proofErr w:type="spellStart"/>
             <w:r>
               <w:rPr>
                 <w:rFonts w:ascii="Times New Roman" w:hAnsi="Times New Roman" w:cs="Times New Roman"/>
               </w:rPr>
               <w:t>createdAt</w:t>
             </w:r>
+            <w:proofErr w:type="spellEnd"/>
           </w:p>
         </w:tc>
         <w:tc>
@@ -7393,12 +8377,14 @@
                 <w:rFonts w:ascii="Times New Roman" w:hAnsi="Times New Roman" w:cs="Times New Roman"/>
               </w:rPr>
             </w:pPr>
+            <w:proofErr w:type="spellStart"/>
             <w:r>
               <w:rPr>
                 <w:rFonts w:ascii="Times New Roman" w:hAnsi="Times New Roman" w:cs="Times New Roman"/>
               </w:rPr>
               <w:t>DateTime</w:t>
             </w:r>
+            <w:proofErr w:type="spellEnd"/>
           </w:p>
         </w:tc>
         <w:tc>
@@ -7634,11 +8620,19 @@
           <w:rFonts w:ascii="Times New Roman" w:hAnsi="Times New Roman" w:cs="Times New Roman"/>
         </w:rPr>
       </w:pPr>
-      <w:r>
-        <w:rPr>
-          <w:rFonts w:ascii="Times New Roman" w:hAnsi="Times New Roman" w:cs="Times New Roman"/>
-        </w:rPr>
-        <w:t>MoodMatch provides a clean, minimal web interface accessible on both desktop and mobile browsers. The application guides the user through a simple flow — log in, capture mood, get recommendations, and review journal history.</w:t>
+      <w:proofErr w:type="spellStart"/>
+      <w:r>
+        <w:rPr>
+          <w:rFonts w:ascii="Times New Roman" w:hAnsi="Times New Roman" w:cs="Times New Roman"/>
+        </w:rPr>
+        <w:t>MoodMatch</w:t>
+      </w:r>
+      <w:proofErr w:type="spellEnd"/>
+      <w:r>
+        <w:rPr>
+          <w:rFonts w:ascii="Times New Roman" w:hAnsi="Times New Roman" w:cs="Times New Roman"/>
+        </w:rPr>
+        <w:t xml:space="preserve"> provides a clean, minimal web interface accessible on both desktop and mobile browsers. The application guides the user through a simple flow — log in, capture mood, get recommendations, and review journal history.</w:t>
       </w:r>
     </w:p>
     <w:p>
@@ -8287,6 +9281,7 @@
           <w:szCs w:val="28"/>
         </w:rPr>
       </w:pPr>
+      <w:proofErr w:type="spellStart"/>
       <w:r>
         <w:rPr>
           <w:rFonts w:ascii="Times New Roman" w:hAnsi="Times New Roman" w:cs="Times New Roman"/>
@@ -8294,7 +9289,17 @@
           <w:sz w:val="28"/>
           <w:szCs w:val="28"/>
         </w:rPr>
-        <w:t xml:space="preserve">Vercel AI SDK Documentation — </w:t>
+        <w:t>Vercel</w:t>
+      </w:r>
+      <w:proofErr w:type="spellEnd"/>
+      <w:r>
+        <w:rPr>
+          <w:rFonts w:ascii="Times New Roman" w:hAnsi="Times New Roman" w:cs="Times New Roman"/>
+          <w:iCs/>
+          <w:sz w:val="28"/>
+          <w:szCs w:val="28"/>
+        </w:rPr>
+        <w:t xml:space="preserve"> AI SDK Documentation — </w:t>
       </w:r>
       <w:hyperlink r:id="rId11" w:history="1">
         <w:r>
@@ -8305,7 +9310,28 @@
             <w:sz w:val="28"/>
             <w:szCs w:val="28"/>
           </w:rPr>
-          <w:t>https://sdk.vercel.ai/docs</w:t>
+          <w:t>https://sdk.</w:t>
+        </w:r>
+        <w:r>
+          <w:rPr>
+            <w:rStyle w:val="Hyperlink"/>
+            <w:rFonts w:ascii="Times New Roman" w:hAnsi="Times New Roman" w:cs="Times New Roman"/>
+            <w:iCs/>
+            <w:color w:val="467886"/>
+            <w:sz w:val="28"/>
+            <w:szCs w:val="28"/>
+          </w:rPr>
+          <w:t>vercel</w:t>
+        </w:r>
+        <w:r>
+          <w:rPr>
+            <w:rStyle w:val="Hyperlink"/>
+            <w:rFonts w:ascii="Times New Roman" w:hAnsi="Times New Roman" w:cs="Times New Roman"/>
+            <w:iCs/>
+            <w:sz w:val="28"/>
+            <w:szCs w:val="28"/>
+          </w:rPr>
+          <w:t>.ai/docs</w:t>
         </w:r>
       </w:hyperlink>
     </w:p>
@@ -8329,6 +9355,7 @@
           <w:szCs w:val="28"/>
         </w:rPr>
       </w:pPr>
+      <w:proofErr w:type="spellStart"/>
       <w:r>
         <w:rPr>
           <w:rFonts w:ascii="Times New Roman" w:hAnsi="Times New Roman" w:cs="Times New Roman"/>
@@ -8336,20 +9363,27 @@
           <w:sz w:val="28"/>
           <w:szCs w:val="28"/>
         </w:rPr>
-        <w:t xml:space="preserve">Anthropic API Documentation — </w:t>
-      </w:r>
-      <w:hyperlink r:id="rId12" w:history="1">
-        <w:r>
-          <w:rPr>
-            <w:rStyle w:val="Hyperlink"/>
-            <w:rFonts w:ascii="Times New Roman" w:hAnsi="Times New Roman" w:cs="Times New Roman"/>
-            <w:iCs/>
-            <w:sz w:val="28"/>
-            <w:szCs w:val="28"/>
-          </w:rPr>
-          <w:t>https://docs.anthropic.com</w:t>
-        </w:r>
-      </w:hyperlink>
+        <w:t>groq</w:t>
+      </w:r>
+      <w:proofErr w:type="spellEnd"/>
+      <w:r>
+        <w:rPr>
+          <w:rFonts w:ascii="Times New Roman" w:hAnsi="Times New Roman" w:cs="Times New Roman"/>
+          <w:iCs/>
+          <w:sz w:val="28"/>
+          <w:szCs w:val="28"/>
+        </w:rPr>
+        <w:t xml:space="preserve"> API Documentation — </w:t>
+      </w:r>
+      <w:r>
+        <w:rPr>
+          <w:rFonts w:ascii="Times New Roman" w:hAnsi="Times New Roman" w:cs="Times New Roman"/>
+          <w:color w:val="467886"/>
+          <w:sz w:val="28"/>
+          <w:u w:val="single"/>
+        </w:rPr>
+        <w:t>https://console.groq.com/docs/overview</w:t>
+      </w:r>
     </w:p>
     <w:p>
       <w:pPr>
@@ -8380,7 +9414,7 @@
         </w:rPr>
         <w:t xml:space="preserve">Tailwind CSS Documentation — </w:t>
       </w:r>
-      <w:hyperlink r:id="rId13" w:history="1">
+      <w:hyperlink r:id="rId12" w:history="1">
         <w:r>
           <w:rPr>
             <w:rStyle w:val="Hyperlink"/>
@@ -8413,6 +9447,7 @@
           <w:szCs w:val="28"/>
         </w:rPr>
       </w:pPr>
+      <w:proofErr w:type="spellStart"/>
       <w:r>
         <w:rPr>
           <w:rFonts w:ascii="Times New Roman" w:hAnsi="Times New Roman" w:cs="Times New Roman"/>
@@ -8420,9 +9455,39 @@
           <w:sz w:val="28"/>
           <w:szCs w:val="28"/>
         </w:rPr>
-        <w:t xml:space="preserve">shadcn/ui Documentation — </w:t>
-      </w:r>
-      <w:hyperlink r:id="rId14" w:history="1">
+        <w:t>shadcn</w:t>
+      </w:r>
+      <w:proofErr w:type="spellEnd"/>
+      <w:r>
+        <w:rPr>
+          <w:rFonts w:ascii="Times New Roman" w:hAnsi="Times New Roman" w:cs="Times New Roman"/>
+          <w:iCs/>
+          <w:sz w:val="28"/>
+          <w:szCs w:val="28"/>
+        </w:rPr>
+        <w:t>/</w:t>
+      </w:r>
+      <w:proofErr w:type="spellStart"/>
+      <w:r>
+        <w:rPr>
+          <w:rFonts w:ascii="Times New Roman" w:hAnsi="Times New Roman" w:cs="Times New Roman"/>
+          <w:iCs/>
+          <w:sz w:val="28"/>
+          <w:szCs w:val="28"/>
+        </w:rPr>
+        <w:t>ui</w:t>
+      </w:r>
+      <w:proofErr w:type="spellEnd"/>
+      <w:r>
+        <w:rPr>
+          <w:rFonts w:ascii="Times New Roman" w:hAnsi="Times New Roman" w:cs="Times New Roman"/>
+          <w:iCs/>
+          <w:sz w:val="28"/>
+          <w:szCs w:val="28"/>
+        </w:rPr>
+        <w:t xml:space="preserve"> Documentation — </w:t>
+      </w:r>
+      <w:hyperlink r:id="rId13" w:history="1">
         <w:r>
           <w:rPr>
             <w:rStyle w:val="Hyperlink"/>
@@ -8464,7 +9529,7 @@
         </w:rPr>
         <w:t xml:space="preserve">Recharts Documentation — </w:t>
       </w:r>
-      <w:hyperlink r:id="rId15" w:history="1">
+      <w:hyperlink r:id="rId14" w:history="1">
         <w:r>
           <w:rPr>
             <w:rStyle w:val="Hyperlink"/>
@@ -8506,7 +9571,7 @@
         </w:rPr>
         <w:t xml:space="preserve">Zod Documentation — </w:t>
       </w:r>
-      <w:hyperlink r:id="rId16" w:history="1">
+      <w:hyperlink r:id="rId15" w:history="1">
         <w:r>
           <w:rPr>
             <w:rStyle w:val="Hyperlink"/>
